--- a/Классификация и формализация требований.docx
+++ b/Классификация и формализация требований.docx
@@ -7062,6 +7062,533 @@
       </w:tr>
       <w:bookmarkEnd w:id="1"/>
       <w:bookmarkEnd w:id="2"/>
+    </w:tbl>
+    <w:p>
+      <w:pPr>
+        <w:pStyle w:val="a0"/>
+        <w:numPr>
+          <w:ilvl w:val="0"/>
+          <w:numId w:val="0"/>
+        </w:numPr>
+        <w:ind w:left="851"/>
+      </w:pPr>
+      <w:r>
+        <w:br w:type="page"/>
+      </w:r>
+    </w:p>
+    <w:p>
+      <w:pPr>
+        <w:pStyle w:val="a0"/>
+        <w:numPr>
+          <w:ilvl w:val="0"/>
+          <w:numId w:val="0"/>
+        </w:numPr>
+        <w:ind w:left="851"/>
+      </w:pPr>
+      <w:r>
+        <w:lastRenderedPageBreak/>
+        <w:t xml:space="preserve">Таблица 15 – </w:t>
+      </w:r>
+      <w:r>
+        <w:t>к</w:t>
+      </w:r>
+      <w:r>
+        <w:t>лассификация и формализация требований 15</w:t>
+      </w:r>
+      <w:r>
+        <w:t>.</w:t>
+      </w:r>
+    </w:p>
+    <w:tbl>
+      <w:tblPr>
+        <w:tblStyle w:val="ac"/>
+        <w:tblpPr w:leftFromText="180" w:rightFromText="180" w:vertAnchor="text" w:horzAnchor="margin" w:tblpY="22"/>
+        <w:tblW w:w="0" w:type="auto"/>
+        <w:tblLook w:val="04A0" w:firstRow="1" w:lastRow="0" w:firstColumn="1" w:lastColumn="0" w:noHBand="0" w:noVBand="1"/>
+      </w:tblPr>
+      <w:tblGrid>
+        <w:gridCol w:w="2689"/>
+        <w:gridCol w:w="7445"/>
+      </w:tblGrid>
+      <w:tr>
+        <w:trPr>
+          <w:cnfStyle w:val="100000000000" w:firstRow="1" w:lastRow="0" w:firstColumn="0" w:lastColumn="0" w:oddVBand="0" w:evenVBand="0" w:oddHBand="0" w:evenHBand="0" w:firstRowFirstColumn="0" w:firstRowLastColumn="0" w:lastRowFirstColumn="0" w:lastRowLastColumn="0"/>
+          <w:trHeight w:val="396"/>
+        </w:trPr>
+        <w:tc>
+          <w:tcPr>
+            <w:tcW w:w="2689" w:type="dxa"/>
+            <w:vAlign w:val="center"/>
+          </w:tcPr>
+          <w:p>
+            <w:pPr>
+              <w:pStyle w:val="a0"/>
+              <w:numPr>
+                <w:ilvl w:val="0"/>
+                <w:numId w:val="0"/>
+              </w:numPr>
+              <w:spacing w:line="276" w:lineRule="auto"/>
+              <w:contextualSpacing w:val="0"/>
+              <w:jc w:val="center"/>
+            </w:pPr>
+            <w:r>
+              <w:t>Атрибут</w:t>
+            </w:r>
+          </w:p>
+        </w:tc>
+        <w:tc>
+          <w:tcPr>
+            <w:tcW w:w="7445" w:type="dxa"/>
+            <w:vAlign w:val="center"/>
+          </w:tcPr>
+          <w:p>
+            <w:pPr>
+              <w:pStyle w:val="a0"/>
+              <w:numPr>
+                <w:ilvl w:val="0"/>
+                <w:numId w:val="0"/>
+              </w:numPr>
+              <w:spacing w:line="276" w:lineRule="auto"/>
+              <w:contextualSpacing w:val="0"/>
+              <w:jc w:val="center"/>
+            </w:pPr>
+            <w:r>
+              <w:t>Содержание</w:t>
+            </w:r>
+          </w:p>
+        </w:tc>
+      </w:tr>
+      <w:tr>
+        <w:trPr>
+          <w:trHeight w:val="406"/>
+        </w:trPr>
+        <w:tc>
+          <w:tcPr>
+            <w:tcW w:w="2689" w:type="dxa"/>
+            <w:vAlign w:val="center"/>
+          </w:tcPr>
+          <w:p>
+            <w:pPr>
+              <w:pStyle w:val="a0"/>
+              <w:numPr>
+                <w:ilvl w:val="0"/>
+                <w:numId w:val="0"/>
+              </w:numPr>
+              <w:spacing w:line="276" w:lineRule="auto"/>
+              <w:contextualSpacing w:val="0"/>
+              <w:jc w:val="center"/>
+            </w:pPr>
+            <w:r>
+              <w:t>Идентификатор</w:t>
+            </w:r>
+          </w:p>
+        </w:tc>
+        <w:tc>
+          <w:tcPr>
+            <w:tcW w:w="7445" w:type="dxa"/>
+            <w:vAlign w:val="center"/>
+          </w:tcPr>
+          <w:p>
+            <w:pPr>
+              <w:pStyle w:val="a0"/>
+              <w:numPr>
+                <w:ilvl w:val="0"/>
+                <w:numId w:val="0"/>
+              </w:numPr>
+              <w:spacing w:line="276" w:lineRule="auto"/>
+              <w:contextualSpacing w:val="0"/>
+              <w:jc w:val="left"/>
+            </w:pPr>
+            <w:r>
+              <w:t>FR-08</w:t>
+            </w:r>
+          </w:p>
+        </w:tc>
+      </w:tr>
+      <w:tr>
+        <w:trPr>
+          <w:trHeight w:val="396"/>
+        </w:trPr>
+        <w:tc>
+          <w:tcPr>
+            <w:tcW w:w="2689" w:type="dxa"/>
+            <w:vAlign w:val="center"/>
+          </w:tcPr>
+          <w:p>
+            <w:pPr>
+              <w:pStyle w:val="a0"/>
+              <w:numPr>
+                <w:ilvl w:val="0"/>
+                <w:numId w:val="0"/>
+              </w:numPr>
+              <w:spacing w:line="276" w:lineRule="auto"/>
+              <w:contextualSpacing w:val="0"/>
+              <w:jc w:val="center"/>
+            </w:pPr>
+            <w:r>
+              <w:t>Тип</w:t>
+            </w:r>
+          </w:p>
+        </w:tc>
+        <w:tc>
+          <w:tcPr>
+            <w:tcW w:w="7445" w:type="dxa"/>
+            <w:vAlign w:val="center"/>
+          </w:tcPr>
+          <w:p>
+            <w:pPr>
+              <w:pStyle w:val="a0"/>
+              <w:numPr>
+                <w:ilvl w:val="0"/>
+                <w:numId w:val="0"/>
+              </w:numPr>
+              <w:spacing w:line="276" w:lineRule="auto"/>
+              <w:contextualSpacing w:val="0"/>
+              <w:jc w:val="left"/>
+            </w:pPr>
+            <w:r>
+              <w:t>Функциональное</w:t>
+            </w:r>
+          </w:p>
+        </w:tc>
+      </w:tr>
+      <w:tr>
+        <w:trPr>
+          <w:trHeight w:val="406"/>
+        </w:trPr>
+        <w:tc>
+          <w:tcPr>
+            <w:tcW w:w="2689" w:type="dxa"/>
+            <w:vAlign w:val="center"/>
+          </w:tcPr>
+          <w:p>
+            <w:pPr>
+              <w:pStyle w:val="a0"/>
+              <w:numPr>
+                <w:ilvl w:val="0"/>
+                <w:numId w:val="0"/>
+              </w:numPr>
+              <w:spacing w:line="276" w:lineRule="auto"/>
+              <w:contextualSpacing w:val="0"/>
+              <w:jc w:val="center"/>
+            </w:pPr>
+            <w:r>
+              <w:t>Категория NFR</w:t>
+            </w:r>
+          </w:p>
+        </w:tc>
+        <w:tc>
+          <w:tcPr>
+            <w:tcW w:w="7445" w:type="dxa"/>
+            <w:vAlign w:val="center"/>
+          </w:tcPr>
+          <w:p>
+            <w:pPr>
+              <w:pStyle w:val="a0"/>
+              <w:numPr>
+                <w:ilvl w:val="0"/>
+                <w:numId w:val="0"/>
+              </w:numPr>
+              <w:spacing w:line="276" w:lineRule="auto"/>
+              <w:contextualSpacing w:val="0"/>
+              <w:jc w:val="left"/>
+            </w:pPr>
+            <w:r>
+              <w:t>-</w:t>
+            </w:r>
+          </w:p>
+        </w:tc>
+      </w:tr>
+      <w:tr>
+        <w:trPr>
+          <w:trHeight w:val="396"/>
+        </w:trPr>
+        <w:tc>
+          <w:tcPr>
+            <w:tcW w:w="2689" w:type="dxa"/>
+            <w:vAlign w:val="center"/>
+          </w:tcPr>
+          <w:p>
+            <w:pPr>
+              <w:pStyle w:val="a0"/>
+              <w:numPr>
+                <w:ilvl w:val="0"/>
+                <w:numId w:val="0"/>
+              </w:numPr>
+              <w:spacing w:line="276" w:lineRule="auto"/>
+              <w:contextualSpacing w:val="0"/>
+              <w:jc w:val="center"/>
+            </w:pPr>
+            <w:r>
+              <w:t>Наименование</w:t>
+            </w:r>
+          </w:p>
+        </w:tc>
+        <w:tc>
+          <w:tcPr>
+            <w:tcW w:w="7445" w:type="dxa"/>
+            <w:vAlign w:val="center"/>
+          </w:tcPr>
+          <w:p>
+            <w:pPr>
+              <w:pStyle w:val="a0"/>
+              <w:numPr>
+                <w:ilvl w:val="0"/>
+                <w:numId w:val="0"/>
+              </w:numPr>
+              <w:spacing w:line="276" w:lineRule="auto"/>
+              <w:contextualSpacing w:val="0"/>
+              <w:jc w:val="left"/>
+              <w:rPr>
+                <w:rFonts w:eastAsia="Malgun Gothic"/>
+                <w:lang w:eastAsia="ko-KR"/>
+              </w:rPr>
+            </w:pPr>
+            <w:r>
+              <w:t>Учет и использование бонусных баллов (программа лояльности)</w:t>
+            </w:r>
+          </w:p>
+        </w:tc>
+      </w:tr>
+      <w:tr>
+        <w:trPr>
+          <w:trHeight w:val="396"/>
+        </w:trPr>
+        <w:tc>
+          <w:tcPr>
+            <w:tcW w:w="2689" w:type="dxa"/>
+            <w:vAlign w:val="center"/>
+          </w:tcPr>
+          <w:p>
+            <w:pPr>
+              <w:pStyle w:val="a0"/>
+              <w:numPr>
+                <w:ilvl w:val="0"/>
+                <w:numId w:val="0"/>
+              </w:numPr>
+              <w:spacing w:line="276" w:lineRule="auto"/>
+              <w:contextualSpacing w:val="0"/>
+              <w:jc w:val="center"/>
+            </w:pPr>
+            <w:r>
+              <w:t>Формулировка</w:t>
+            </w:r>
+          </w:p>
+        </w:tc>
+        <w:tc>
+          <w:tcPr>
+            <w:tcW w:w="7445" w:type="dxa"/>
+            <w:vAlign w:val="center"/>
+          </w:tcPr>
+          <w:p>
+            <w:pPr>
+              <w:pStyle w:val="a0"/>
+              <w:numPr>
+                <w:ilvl w:val="0"/>
+                <w:numId w:val="0"/>
+              </w:numPr>
+              <w:spacing w:line="276" w:lineRule="auto"/>
+              <w:contextualSpacing w:val="0"/>
+              <w:jc w:val="left"/>
+            </w:pPr>
+            <w:r>
+              <w:t>Система должна обеспечивать расчет, накопление и списание бонусных баллов клиентов при тарификации сессий, проверять баланс баллов и блокировать списание при их недостаточном количестве</w:t>
+            </w:r>
+          </w:p>
+        </w:tc>
+      </w:tr>
+      <w:tr>
+        <w:trPr>
+          <w:trHeight w:val="406"/>
+        </w:trPr>
+        <w:tc>
+          <w:tcPr>
+            <w:tcW w:w="2689" w:type="dxa"/>
+            <w:vAlign w:val="center"/>
+          </w:tcPr>
+          <w:p>
+            <w:pPr>
+              <w:pStyle w:val="a0"/>
+              <w:numPr>
+                <w:ilvl w:val="0"/>
+                <w:numId w:val="0"/>
+              </w:numPr>
+              <w:spacing w:line="276" w:lineRule="auto"/>
+              <w:contextualSpacing w:val="0"/>
+              <w:jc w:val="center"/>
+            </w:pPr>
+            <w:r>
+              <w:t>Источник</w:t>
+            </w:r>
+          </w:p>
+        </w:tc>
+        <w:tc>
+          <w:tcPr>
+            <w:tcW w:w="7445" w:type="dxa"/>
+            <w:vAlign w:val="center"/>
+          </w:tcPr>
+          <w:p>
+            <w:pPr>
+              <w:pStyle w:val="a0"/>
+              <w:numPr>
+                <w:ilvl w:val="0"/>
+                <w:numId w:val="0"/>
+              </w:numPr>
+              <w:spacing w:line="276" w:lineRule="auto"/>
+              <w:contextualSpacing w:val="0"/>
+              <w:jc w:val="left"/>
+            </w:pPr>
+            <w:r>
+              <w:t>StH-03</w:t>
+            </w:r>
+          </w:p>
+        </w:tc>
+      </w:tr>
+      <w:tr>
+        <w:trPr>
+          <w:trHeight w:val="396"/>
+        </w:trPr>
+        <w:tc>
+          <w:tcPr>
+            <w:tcW w:w="2689" w:type="dxa"/>
+            <w:vAlign w:val="center"/>
+          </w:tcPr>
+          <w:p>
+            <w:pPr>
+              <w:pStyle w:val="a0"/>
+              <w:numPr>
+                <w:ilvl w:val="0"/>
+                <w:numId w:val="0"/>
+              </w:numPr>
+              <w:spacing w:line="276" w:lineRule="auto"/>
+              <w:contextualSpacing w:val="0"/>
+              <w:jc w:val="center"/>
+            </w:pPr>
+            <w:r>
+              <w:t>Обоснование</w:t>
+            </w:r>
+          </w:p>
+        </w:tc>
+        <w:tc>
+          <w:tcPr>
+            <w:tcW w:w="7445" w:type="dxa"/>
+            <w:vAlign w:val="center"/>
+          </w:tcPr>
+          <w:p>
+            <w:pPr>
+              <w:pStyle w:val="a0"/>
+              <w:numPr>
+                <w:ilvl w:val="0"/>
+                <w:numId w:val="0"/>
+              </w:numPr>
+              <w:spacing w:line="276" w:lineRule="auto"/>
+              <w:contextualSpacing w:val="0"/>
+              <w:jc w:val="left"/>
+            </w:pPr>
+            <w:r>
+              <w:t>Автоматизация программы лояльности, исключение необоснованного предоставления скидок</w:t>
+            </w:r>
+          </w:p>
+        </w:tc>
+      </w:tr>
+      <w:tr>
+        <w:trPr>
+          <w:trHeight w:val="406"/>
+        </w:trPr>
+        <w:tc>
+          <w:tcPr>
+            <w:tcW w:w="2689" w:type="dxa"/>
+            <w:vAlign w:val="center"/>
+          </w:tcPr>
+          <w:p>
+            <w:pPr>
+              <w:pStyle w:val="a0"/>
+              <w:numPr>
+                <w:ilvl w:val="0"/>
+                <w:numId w:val="0"/>
+              </w:numPr>
+              <w:spacing w:line="276" w:lineRule="auto"/>
+              <w:contextualSpacing w:val="0"/>
+              <w:jc w:val="center"/>
+            </w:pPr>
+            <w:r>
+              <w:t>Приоритет</w:t>
+            </w:r>
+          </w:p>
+        </w:tc>
+        <w:tc>
+          <w:tcPr>
+            <w:tcW w:w="7445" w:type="dxa"/>
+            <w:vAlign w:val="center"/>
+          </w:tcPr>
+          <w:p>
+            <w:pPr>
+              <w:pStyle w:val="a0"/>
+              <w:numPr>
+                <w:ilvl w:val="0"/>
+                <w:numId w:val="0"/>
+              </w:numPr>
+              <w:tabs>
+                <w:tab w:val="clear" w:pos="1276"/>
+                <w:tab w:val="left" w:pos="2330"/>
+              </w:tabs>
+              <w:spacing w:line="276" w:lineRule="auto"/>
+              <w:contextualSpacing w:val="0"/>
+              <w:jc w:val="left"/>
+            </w:pPr>
+            <w:r>
+              <w:t>Should Have</w:t>
+            </w:r>
+          </w:p>
+        </w:tc>
+      </w:tr>
+      <w:tr>
+        <w:trPr>
+          <w:trHeight w:val="396"/>
+        </w:trPr>
+        <w:tc>
+          <w:tcPr>
+            <w:tcW w:w="2689" w:type="dxa"/>
+            <w:vAlign w:val="center"/>
+          </w:tcPr>
+          <w:p>
+            <w:pPr>
+              <w:pStyle w:val="a0"/>
+              <w:numPr>
+                <w:ilvl w:val="0"/>
+                <w:numId w:val="0"/>
+              </w:numPr>
+              <w:spacing w:line="276" w:lineRule="auto"/>
+              <w:contextualSpacing w:val="0"/>
+              <w:jc w:val="center"/>
+            </w:pPr>
+            <w:r>
+              <w:t>Критерий верификации</w:t>
+            </w:r>
+          </w:p>
+        </w:tc>
+        <w:tc>
+          <w:tcPr>
+            <w:tcW w:w="7445" w:type="dxa"/>
+            <w:vAlign w:val="center"/>
+          </w:tcPr>
+          <w:p>
+            <w:pPr>
+              <w:pStyle w:val="a0"/>
+              <w:numPr>
+                <w:ilvl w:val="0"/>
+                <w:numId w:val="0"/>
+              </w:numPr>
+              <w:spacing w:line="276" w:lineRule="auto"/>
+              <w:contextualSpacing w:val="0"/>
+              <w:jc w:val="left"/>
+            </w:pPr>
+            <w:r>
+              <w:t>Попытка списать 500 бонусов при балансе в 200 бонусов блокируется системой с выводом соответствующего предупреждения</w:t>
+            </w:r>
+          </w:p>
+        </w:tc>
+      </w:tr>
     </w:tbl>
     <w:p>
       <w:pPr>
@@ -21921,7 +22448,6 @@
   <w:style w:type="character" w:default="1" w:styleId="a2">
     <w:name w:val="Default Paragraph Font"/>
     <w:uiPriority w:val="1"/>
-    <w:semiHidden/>
     <w:unhideWhenUsed/>
   </w:style>
   <w:style w:type="table" w:default="1" w:styleId="a3">
@@ -23373,25 +23899,6 @@
 </file>
 
 <file path=customXml/item1.xml><?xml version="1.0" encoding="utf-8"?>
-<b:Sources xmlns:b="http://schemas.openxmlformats.org/officeDocument/2006/bibliography" xmlns="http://schemas.openxmlformats.org/officeDocument/2006/bibliography" SelectedStyle="\APASixthEditionOfficeOnline.xsl" StyleName="APA" Version="6"/>
-</file>
-
-<file path=customXml/item2.xml><?xml version="1.0" encoding="utf-8"?>
-<p:properties xmlns:p="http://schemas.microsoft.com/office/2006/metadata/properties" xmlns:xsi="http://www.w3.org/2001/XMLSchema-instance" xmlns:pc="http://schemas.microsoft.com/office/infopath/2007/PartnerControls">
-  <documentManagement/>
-</p:properties>
-</file>
-
-<file path=customXml/item3.xml><?xml version="1.0" encoding="utf-8"?>
-<?mso-contentType ?>
-<FormTemplates xmlns="http://schemas.microsoft.com/sharepoint/v3/contenttype/forms">
-  <Display>DocumentLibraryForm</Display>
-  <Edit>DocumentLibraryForm</Edit>
-  <New>DocumentLibraryForm</New>
-</FormTemplates>
-</file>
-
-<file path=customXml/item4.xml><?xml version="1.0" encoding="utf-8"?>
 <ct:contentTypeSchema xmlns:ct="http://schemas.microsoft.com/office/2006/metadata/contentType" xmlns:ma="http://schemas.microsoft.com/office/2006/metadata/properties/metaAttributes" ct:_="" ma:_="" ma:contentTypeName="Документ" ma:contentTypeID="0x010100895006E4339BF24CAA0F5B167E451061" ma:contentTypeVersion="11" ma:contentTypeDescription="Создание документа." ma:contentTypeScope="" ma:versionID="ee66b34cdb7d5be00a86ac9db559fc97">
   <xsd:schema xmlns:xsd="http://www.w3.org/2001/XMLSchema" xmlns:xs="http://www.w3.org/2001/XMLSchema" xmlns:p="http://schemas.microsoft.com/office/2006/metadata/properties" xmlns:ns3="a1eb269e-cbf3-465a-8e4a-8d42bc45f09f" xmlns:ns4="a042d032-8e16-4c5e-a37e-70d449039bd2" targetNamespace="http://schemas.microsoft.com/office/2006/metadata/properties" ma:root="true" ma:fieldsID="9831aabdbf23b96857ccdb3f4e1a7ec2" ns3:_="" ns4:_="">
     <xsd:import namespace="a1eb269e-cbf3-465a-8e4a-8d42bc45f09f"/>
@@ -23600,32 +24107,26 @@
 </ct:contentTypeSchema>
 </file>
 
-<file path=customXml/itemProps1.xml><?xml version="1.0" encoding="utf-8"?>
-<ds:datastoreItem xmlns:ds="http://schemas.openxmlformats.org/officeDocument/2006/customXml" ds:itemID="{5152B735-DD4D-4A96-8FF9-AD4DFEC2E043}">
-  <ds:schemaRefs>
-    <ds:schemaRef ds:uri="http://schemas.openxmlformats.org/officeDocument/2006/bibliography"/>
-  </ds:schemaRefs>
-</ds:datastoreItem>
+<file path=customXml/item2.xml><?xml version="1.0" encoding="utf-8"?>
+<?mso-contentType ?>
+<FormTemplates xmlns="http://schemas.microsoft.com/sharepoint/v3/contenttype/forms">
+  <Display>DocumentLibraryForm</Display>
+  <Edit>DocumentLibraryForm</Edit>
+  <New>DocumentLibraryForm</New>
+</FormTemplates>
 </file>
 
-<file path=customXml/itemProps2.xml><?xml version="1.0" encoding="utf-8"?>
-<ds:datastoreItem xmlns:ds="http://schemas.openxmlformats.org/officeDocument/2006/customXml" ds:itemID="{D1D02F96-5624-48FE-AB5F-467181C3EDC1}">
-  <ds:schemaRefs>
-    <ds:schemaRef ds:uri="http://schemas.microsoft.com/office/2006/metadata/properties"/>
-    <ds:schemaRef ds:uri="http://schemas.microsoft.com/office/infopath/2007/PartnerControls"/>
-  </ds:schemaRefs>
-</ds:datastoreItem>
+<file path=customXml/item3.xml><?xml version="1.0" encoding="utf-8"?>
+<p:properties xmlns:p="http://schemas.microsoft.com/office/2006/metadata/properties" xmlns:xsi="http://www.w3.org/2001/XMLSchema-instance" xmlns:pc="http://schemas.microsoft.com/office/infopath/2007/PartnerControls">
+  <documentManagement/>
+</p:properties>
 </file>
 
-<file path=customXml/itemProps3.xml><?xml version="1.0" encoding="utf-8"?>
-<ds:datastoreItem xmlns:ds="http://schemas.openxmlformats.org/officeDocument/2006/customXml" ds:itemID="{C545EDB0-6DA9-4573-8FDA-4B7CDBF5EFD9}">
-  <ds:schemaRefs>
-    <ds:schemaRef ds:uri="http://schemas.microsoft.com/sharepoint/v3/contenttype/forms"/>
-  </ds:schemaRefs>
-</ds:datastoreItem>
+<file path=customXml/item4.xml><?xml version="1.0" encoding="utf-8"?>
+<b:Sources xmlns:b="http://schemas.openxmlformats.org/officeDocument/2006/bibliography" xmlns="http://schemas.openxmlformats.org/officeDocument/2006/bibliography" SelectedStyle="\APASixthEditionOfficeOnline.xsl" StyleName="APA" Version="6"/>
 </file>
 
-<file path=customXml/itemProps4.xml><?xml version="1.0" encoding="utf-8"?>
+<file path=customXml/itemProps1.xml><?xml version="1.0" encoding="utf-8"?>
 <ds:datastoreItem xmlns:ds="http://schemas.openxmlformats.org/officeDocument/2006/customXml" ds:itemID="{BE06CD11-97E7-4DA4-A1E7-C20845DD652C}">
   <ds:schemaRefs>
     <ds:schemaRef ds:uri="http://schemas.microsoft.com/office/2006/metadata/contentType"/>
@@ -23642,4 +24143,29 @@
     <ds:schemaRef ds:uri="http://schemas.microsoft.com/internal/obd"/>
   </ds:schemaRefs>
 </ds:datastoreItem>
+</file>
+
+<file path=customXml/itemProps2.xml><?xml version="1.0" encoding="utf-8"?>
+<ds:datastoreItem xmlns:ds="http://schemas.openxmlformats.org/officeDocument/2006/customXml" ds:itemID="{C545EDB0-6DA9-4573-8FDA-4B7CDBF5EFD9}">
+  <ds:schemaRefs>
+    <ds:schemaRef ds:uri="http://schemas.microsoft.com/sharepoint/v3/contenttype/forms"/>
+  </ds:schemaRefs>
+</ds:datastoreItem>
+</file>
+
+<file path=customXml/itemProps3.xml><?xml version="1.0" encoding="utf-8"?>
+<ds:datastoreItem xmlns:ds="http://schemas.openxmlformats.org/officeDocument/2006/customXml" ds:itemID="{D1D02F96-5624-48FE-AB5F-467181C3EDC1}">
+  <ds:schemaRefs>
+    <ds:schemaRef ds:uri="http://schemas.microsoft.com/office/2006/metadata/properties"/>
+    <ds:schemaRef ds:uri="http://schemas.microsoft.com/office/infopath/2007/PartnerControls"/>
+  </ds:schemaRefs>
+</ds:datastoreItem>
+</file>
+
+<file path=customXml/itemProps4.xml><?xml version="1.0" encoding="utf-8"?>
+<ds:datastoreItem xmlns:ds="http://schemas.openxmlformats.org/officeDocument/2006/customXml" ds:itemID="{5152B735-DD4D-4A96-8FF9-AD4DFEC2E043}">
+  <ds:schemaRefs>
+    <ds:schemaRef ds:uri="http://schemas.openxmlformats.org/officeDocument/2006/bibliography"/>
+  </ds:schemaRefs>
+</ds:datastoreItem>
 </file>